--- a/artifacts/bids/2026-02-22/zayavka_2026-02-22.docx
+++ b/artifacts/bids/2026-02-22/zayavka_2026-02-22.docx
@@ -254,7 +254,7 @@
               <w:jc w:val="right"/>
             </w:pPr>
             <w:r>
-              <w:t>2,326</w:t>
+              <w:t>2,353</w:t>
             </w:r>
           </w:p>
         </w:tc>
@@ -277,7 +277,7 @@
               <w:jc w:val="right"/>
             </w:pPr>
             <w:r>
-              <w:t>3,997</w:t>
+              <w:t>4,006</w:t>
             </w:r>
           </w:p>
         </w:tc>
@@ -302,7 +302,7 @@
               <w:jc w:val="right"/>
             </w:pPr>
             <w:r>
-              <w:t>1,868</w:t>
+              <w:t>1,853</w:t>
             </w:r>
           </w:p>
         </w:tc>
@@ -325,7 +325,7 @@
               <w:jc w:val="right"/>
             </w:pPr>
             <w:r>
-              <w:t>4,577</w:t>
+              <w:t>4,562</w:t>
             </w:r>
           </w:p>
         </w:tc>
@@ -350,7 +350,7 @@
               <w:jc w:val="right"/>
             </w:pPr>
             <w:r>
-              <w:t>1,112</w:t>
+              <w:t>1,095</w:t>
             </w:r>
           </w:p>
         </w:tc>
@@ -373,7 +373,7 @@
               <w:jc w:val="right"/>
             </w:pPr>
             <w:r>
-              <w:t>4,747</w:t>
+              <w:t>4,742</w:t>
             </w:r>
           </w:p>
         </w:tc>
@@ -398,7 +398,7 @@
               <w:jc w:val="right"/>
             </w:pPr>
             <w:r>
-              <w:t>0,874</w:t>
+              <w:t>0,848</w:t>
             </w:r>
           </w:p>
         </w:tc>
@@ -421,7 +421,7 @@
               <w:jc w:val="right"/>
             </w:pPr>
             <w:r>
-              <w:t>4,801</w:t>
+              <w:t>4,805</w:t>
             </w:r>
           </w:p>
         </w:tc>
@@ -446,7 +446,7 @@
               <w:jc w:val="right"/>
             </w:pPr>
             <w:r>
-              <w:t>0,639</w:t>
+              <w:t>0,630</w:t>
             </w:r>
           </w:p>
         </w:tc>
@@ -469,7 +469,7 @@
               <w:jc w:val="right"/>
             </w:pPr>
             <w:r>
-              <w:t>4,776</w:t>
+              <w:t>4,770</w:t>
             </w:r>
           </w:p>
         </w:tc>
@@ -494,7 +494,7 @@
               <w:jc w:val="right"/>
             </w:pPr>
             <w:r>
-              <w:t>0,140</w:t>
+              <w:t>0,134</w:t>
             </w:r>
           </w:p>
         </w:tc>
@@ -517,7 +517,7 @@
               <w:jc w:val="right"/>
             </w:pPr>
             <w:r>
-              <w:t>4,494</w:t>
+              <w:t>4,502</w:t>
             </w:r>
           </w:p>
         </w:tc>
@@ -565,7 +565,7 @@
               <w:jc w:val="right"/>
             </w:pPr>
             <w:r>
-              <w:t>4,627</w:t>
+              <w:t>4,598</w:t>
             </w:r>
           </w:p>
         </w:tc>
@@ -590,7 +590,7 @@
               <w:jc w:val="right"/>
             </w:pPr>
             <w:r>
-              <w:t>0,070</w:t>
+              <w:t>0,069</w:t>
             </w:r>
           </w:p>
         </w:tc>
@@ -613,7 +613,7 @@
               <w:jc w:val="right"/>
             </w:pPr>
             <w:r>
-              <w:t>4,167</w:t>
+              <w:t>4,125</w:t>
             </w:r>
           </w:p>
         </w:tc>
@@ -638,7 +638,7 @@
               <w:jc w:val="right"/>
             </w:pPr>
             <w:r>
-              <w:t>0,127</w:t>
+              <w:t>0,128</w:t>
             </w:r>
           </w:p>
         </w:tc>
@@ -661,7 +661,7 @@
               <w:jc w:val="right"/>
             </w:pPr>
             <w:r>
-              <w:t>2,975</w:t>
+              <w:t>2,930</w:t>
             </w:r>
           </w:p>
         </w:tc>
@@ -686,7 +686,7 @@
               <w:jc w:val="right"/>
             </w:pPr>
             <w:r>
-              <w:t>0,313</w:t>
+              <w:t>0,312</w:t>
             </w:r>
           </w:p>
         </w:tc>
@@ -709,7 +709,7 @@
               <w:jc w:val="right"/>
             </w:pPr>
             <w:r>
-              <w:t>1,997</w:t>
+              <w:t>2,008</w:t>
             </w:r>
           </w:p>
         </w:tc>
@@ -734,7 +734,7 @@
               <w:jc w:val="right"/>
             </w:pPr>
             <w:r>
-              <w:t>1,228</w:t>
+              <w:t>1,250</w:t>
             </w:r>
           </w:p>
         </w:tc>
@@ -757,7 +757,7 @@
               <w:jc w:val="right"/>
             </w:pPr>
             <w:r>
-              <w:t>1,613</w:t>
+              <w:t>1,615</w:t>
             </w:r>
           </w:p>
         </w:tc>
@@ -782,7 +782,7 @@
               <w:jc w:val="right"/>
             </w:pPr>
             <w:r>
-              <w:t>3,161</w:t>
+              <w:t>3,159</w:t>
             </w:r>
           </w:p>
         </w:tc>
@@ -805,7 +805,7 @@
               <w:jc w:val="right"/>
             </w:pPr>
             <w:r>
-              <w:t>1,597</w:t>
+              <w:t>1,625</w:t>
             </w:r>
           </w:p>
         </w:tc>
@@ -821,7 +821,7 @@
         <w:rPr>
           <w:b/>
         </w:rPr>
-        <w:t>Итого за сутки: 56,318 МВт·ч.</w:t>
+        <w:t>Итого за сутки: 56,211 МВт·ч.</w:t>
       </w:r>
     </w:p>
     <w:p>
@@ -834,7 +834,7 @@
     </w:p>
     <w:p>
       <w:r>
-        <w:t>Прогноз c276d5c1cff7, сформирован 21.02.2026 05:00 (Астана); модель windcast-0.1.0-cascade+direct; погода: Open-Meteo Previous Runs: ECMWF IFS, ECMWF AIFS, ICON, GFS, UKMO, GEM, CMA, выпуск 2026-02-20 18:00:00 UTC.</w:t>
+        <w:t>Прогноз c5baf6da2af6, сформирован 21.02.2026 05:00 (Астана); модель windcast-0.1.0-cascade+direct; погода: Open-Meteo Previous Runs: ECMWF IFS, ECMWF AIFS, ICON, GFS, UKMO, GEM, CMA, выпуск 2026-02-20 18:00:00 UTC.</w:t>
       </w:r>
     </w:p>
     <w:tbl>
@@ -940,7 +940,7 @@
           </w:tcPr>
           <w:p>
             <w:r>
-              <w:t>0,358</w:t>
+              <w:t>0,372</w:t>
             </w:r>
           </w:p>
         </w:tc>
@@ -950,7 +950,7 @@
           </w:tcPr>
           <w:p>
             <w:r>
-              <w:t>2,326</w:t>
+              <w:t>2,353</w:t>
             </w:r>
           </w:p>
         </w:tc>
@@ -960,7 +960,7 @@
           </w:tcPr>
           <w:p>
             <w:r>
-              <w:t>4,667</w:t>
+              <w:t>4,706</w:t>
             </w:r>
           </w:p>
         </w:tc>
@@ -970,7 +970,7 @@
           </w:tcPr>
           <w:p>
             <w:r>
-              <w:t>7.3</w:t>
+              <w:t>7.4</w:t>
             </w:r>
           </w:p>
         </w:tc>
@@ -1002,7 +1002,7 @@
           </w:tcPr>
           <w:p>
             <w:r>
-              <w:t>0,209</w:t>
+              <w:t>0,204</w:t>
             </w:r>
           </w:p>
         </w:tc>
@@ -1012,7 +1012,7 @@
           </w:tcPr>
           <w:p>
             <w:r>
-              <w:t>1,868</w:t>
+              <w:t>1,853</w:t>
             </w:r>
           </w:p>
         </w:tc>
@@ -1022,7 +1022,7 @@
           </w:tcPr>
           <w:p>
             <w:r>
-              <w:t>4,527</w:t>
+              <w:t>4,534</w:t>
             </w:r>
           </w:p>
         </w:tc>
@@ -1064,7 +1064,7 @@
           </w:tcPr>
           <w:p>
             <w:r>
-              <w:t>0,059</w:t>
+              <w:t>0,060</w:t>
             </w:r>
           </w:p>
         </w:tc>
@@ -1074,7 +1074,7 @@
           </w:tcPr>
           <w:p>
             <w:r>
-              <w:t>1,112</w:t>
+              <w:t>1,095</w:t>
             </w:r>
           </w:p>
         </w:tc>
@@ -1084,7 +1084,7 @@
           </w:tcPr>
           <w:p>
             <w:r>
-              <w:t>4,043</w:t>
+              <w:t>4,065</w:t>
             </w:r>
           </w:p>
         </w:tc>
@@ -1126,7 +1126,7 @@
           </w:tcPr>
           <w:p>
             <w:r>
-              <w:t>0,011</w:t>
+              <w:t>0,009</w:t>
             </w:r>
           </w:p>
         </w:tc>
@@ -1136,7 +1136,7 @@
           </w:tcPr>
           <w:p>
             <w:r>
-              <w:t>0,874</w:t>
+              <w:t>0,848</w:t>
             </w:r>
           </w:p>
         </w:tc>
@@ -1146,7 +1146,7 @@
           </w:tcPr>
           <w:p>
             <w:r>
-              <w:t>3,447</w:t>
+              <w:t>3,449</w:t>
             </w:r>
           </w:p>
         </w:tc>
@@ -1188,7 +1188,7 @@
           </w:tcPr>
           <w:p>
             <w:r>
-              <w:t>0,012</w:t>
+              <w:t>0,013</w:t>
             </w:r>
           </w:p>
         </w:tc>
@@ -1198,7 +1198,7 @@
           </w:tcPr>
           <w:p>
             <w:r>
-              <w:t>0,639</w:t>
+              <w:t>0,630</w:t>
             </w:r>
           </w:p>
         </w:tc>
@@ -1208,7 +1208,7 @@
           </w:tcPr>
           <w:p>
             <w:r>
-              <w:t>2,591</w:t>
+              <w:t>2,633</w:t>
             </w:r>
           </w:p>
         </w:tc>
@@ -1260,7 +1260,7 @@
           </w:tcPr>
           <w:p>
             <w:r>
-              <w:t>0,140</w:t>
+              <w:t>0,134</w:t>
             </w:r>
           </w:p>
         </w:tc>
@@ -1270,7 +1270,7 @@
           </w:tcPr>
           <w:p>
             <w:r>
-              <w:t>1,376</w:t>
+              <w:t>1,360</w:t>
             </w:r>
           </w:p>
         </w:tc>
@@ -1312,7 +1312,7 @@
           </w:tcPr>
           <w:p>
             <w:r>
-              <w:t>0,008</w:t>
+              <w:t>0,007</w:t>
             </w:r>
           </w:p>
         </w:tc>
@@ -1332,7 +1332,7 @@
           </w:tcPr>
           <w:p>
             <w:r>
-              <w:t>0,647</w:t>
+              <w:t>0,622</w:t>
             </w:r>
           </w:p>
         </w:tc>
@@ -1342,7 +1342,7 @@
           </w:tcPr>
           <w:p>
             <w:r>
-              <w:t>3.2</w:t>
+              <w:t>3.1</w:t>
             </w:r>
           </w:p>
         </w:tc>
@@ -1384,7 +1384,7 @@
           </w:tcPr>
           <w:p>
             <w:r>
-              <w:t>0,070</w:t>
+              <w:t>0,069</w:t>
             </w:r>
           </w:p>
         </w:tc>
@@ -1394,7 +1394,7 @@
           </w:tcPr>
           <w:p>
             <w:r>
-              <w:t>0,507</w:t>
+              <w:t>0,490</w:t>
             </w:r>
           </w:p>
         </w:tc>
@@ -1404,7 +1404,7 @@
           </w:tcPr>
           <w:p>
             <w:r>
-              <w:t>2.9</w:t>
+              <w:t>2.8</w:t>
             </w:r>
           </w:p>
         </w:tc>
@@ -1446,7 +1446,7 @@
           </w:tcPr>
           <w:p>
             <w:r>
-              <w:t>0,127</w:t>
+              <w:t>0,128</w:t>
             </w:r>
           </w:p>
         </w:tc>
@@ -1456,7 +1456,7 @@
           </w:tcPr>
           <w:p>
             <w:r>
-              <w:t>0,729</w:t>
+              <w:t>0,732</w:t>
             </w:r>
           </w:p>
         </w:tc>
@@ -1466,7 +1466,7 @@
           </w:tcPr>
           <w:p>
             <w:r>
-              <w:t>3.2</w:t>
+              <w:t>3.3</w:t>
             </w:r>
           </w:p>
         </w:tc>
@@ -1498,7 +1498,7 @@
           </w:tcPr>
           <w:p>
             <w:r>
-              <w:t>0,020</w:t>
+              <w:t>0,019</w:t>
             </w:r>
           </w:p>
         </w:tc>
@@ -1508,7 +1508,7 @@
           </w:tcPr>
           <w:p>
             <w:r>
-              <w:t>0,313</w:t>
+              <w:t>0,312</w:t>
             </w:r>
           </w:p>
         </w:tc>
@@ -1518,7 +1518,7 @@
           </w:tcPr>
           <w:p>
             <w:r>
-              <w:t>1,728</w:t>
+              <w:t>1,788</w:t>
             </w:r>
           </w:p>
         </w:tc>
@@ -1560,7 +1560,7 @@
           </w:tcPr>
           <w:p>
             <w:r>
-              <w:t>0,096</w:t>
+              <w:t>0,095</w:t>
             </w:r>
           </w:p>
         </w:tc>
@@ -1570,7 +1570,7 @@
           </w:tcPr>
           <w:p>
             <w:r>
-              <w:t>1,228</w:t>
+              <w:t>1,250</w:t>
             </w:r>
           </w:p>
         </w:tc>
@@ -1622,7 +1622,7 @@
           </w:tcPr>
           <w:p>
             <w:r>
-              <w:t>0,857</w:t>
+              <w:t>0,837</w:t>
             </w:r>
           </w:p>
         </w:tc>
@@ -1632,7 +1632,7 @@
           </w:tcPr>
           <w:p>
             <w:r>
-              <w:t>3,161</w:t>
+              <w:t>3,159</w:t>
             </w:r>
           </w:p>
         </w:tc>
@@ -1642,7 +1642,7 @@
           </w:tcPr>
           <w:p>
             <w:r>
-              <w:t>4,835</w:t>
+              <w:t>4,842</w:t>
             </w:r>
           </w:p>
         </w:tc>
@@ -1684,7 +1684,7 @@
           </w:tcPr>
           <w:p>
             <w:r>
-              <w:t>2,059</w:t>
+              <w:t>2,063</w:t>
             </w:r>
           </w:p>
         </w:tc>
@@ -1694,7 +1694,7 @@
           </w:tcPr>
           <w:p>
             <w:r>
-              <w:t>3,997</w:t>
+              <w:t>4,006</w:t>
             </w:r>
           </w:p>
         </w:tc>
@@ -1704,7 +1704,7 @@
           </w:tcPr>
           <w:p>
             <w:r>
-              <w:t>4,908</w:t>
+              <w:t>4,911</w:t>
             </w:r>
           </w:p>
         </w:tc>
@@ -1714,7 +1714,7 @@
           </w:tcPr>
           <w:p>
             <w:r>
-              <w:t>9.5</w:t>
+              <w:t>9.6</w:t>
             </w:r>
           </w:p>
         </w:tc>
@@ -1746,7 +1746,7 @@
           </w:tcPr>
           <w:p>
             <w:r>
-              <w:t>3,152</w:t>
+              <w:t>3,169</w:t>
             </w:r>
           </w:p>
         </w:tc>
@@ -1756,7 +1756,7 @@
           </w:tcPr>
           <w:p>
             <w:r>
-              <w:t>4,577</w:t>
+              <w:t>4,562</w:t>
             </w:r>
           </w:p>
         </w:tc>
@@ -1766,7 +1766,7 @@
           </w:tcPr>
           <w:p>
             <w:r>
-              <w:t>4,960</w:t>
+              <w:t>4,963</w:t>
             </w:r>
           </w:p>
         </w:tc>
@@ -1776,7 +1776,7 @@
           </w:tcPr>
           <w:p>
             <w:r>
-              <w:t>10.5</w:t>
+              <w:t>10.4</w:t>
             </w:r>
           </w:p>
         </w:tc>
@@ -1808,7 +1808,7 @@
           </w:tcPr>
           <w:p>
             <w:r>
-              <w:t>3,490</w:t>
+              <w:t>3,538</w:t>
             </w:r>
           </w:p>
         </w:tc>
@@ -1818,7 +1818,7 @@
           </w:tcPr>
           <w:p>
             <w:r>
-              <w:t>4,747</w:t>
+              <w:t>4,742</w:t>
             </w:r>
           </w:p>
         </w:tc>
@@ -1828,7 +1828,7 @@
           </w:tcPr>
           <w:p>
             <w:r>
-              <w:t>4,972</w:t>
+              <w:t>4,971</w:t>
             </w:r>
           </w:p>
         </w:tc>
@@ -1870,7 +1870,7 @@
           </w:tcPr>
           <w:p>
             <w:r>
-              <w:t>3,441</w:t>
+              <w:t>3,449</w:t>
             </w:r>
           </w:p>
         </w:tc>
@@ -1880,7 +1880,7 @@
           </w:tcPr>
           <w:p>
             <w:r>
-              <w:t>4,801</w:t>
+              <w:t>4,805</w:t>
             </w:r>
           </w:p>
         </w:tc>
@@ -1890,7 +1890,7 @@
           </w:tcPr>
           <w:p>
             <w:r>
-              <w:t>4,989</w:t>
+              <w:t>4,988</w:t>
             </w:r>
           </w:p>
         </w:tc>
@@ -1900,7 +1900,7 @@
           </w:tcPr>
           <w:p>
             <w:r>
-              <w:t>11.6</w:t>
+              <w:t>11.7</w:t>
             </w:r>
           </w:p>
         </w:tc>
@@ -1932,7 +1932,7 @@
           </w:tcPr>
           <w:p>
             <w:r>
-              <w:t>3,020</w:t>
+              <w:t>3,003</w:t>
             </w:r>
           </w:p>
         </w:tc>
@@ -1942,7 +1942,7 @@
           </w:tcPr>
           <w:p>
             <w:r>
-              <w:t>4,776</w:t>
+              <w:t>4,770</w:t>
             </w:r>
           </w:p>
         </w:tc>
@@ -1952,7 +1952,7 @@
           </w:tcPr>
           <w:p>
             <w:r>
-              <w:t>4,995</w:t>
+              <w:t>4,997</w:t>
             </w:r>
           </w:p>
         </w:tc>
@@ -1994,7 +1994,7 @@
           </w:tcPr>
           <w:p>
             <w:r>
-              <w:t>2,258</w:t>
+              <w:t>2,223</w:t>
             </w:r>
           </w:p>
         </w:tc>
@@ -2004,7 +2004,7 @@
           </w:tcPr>
           <w:p>
             <w:r>
-              <w:t>4,494</w:t>
+              <w:t>4,502</w:t>
             </w:r>
           </w:p>
         </w:tc>
@@ -2014,7 +2014,7 @@
           </w:tcPr>
           <w:p>
             <w:r>
-              <w:t>4,978</w:t>
+              <w:t>4,977</w:t>
             </w:r>
           </w:p>
         </w:tc>
@@ -2056,7 +2056,7 @@
           </w:tcPr>
           <w:p>
             <w:r>
-              <w:t>2,276</w:t>
+              <w:t>2,317</w:t>
             </w:r>
           </w:p>
         </w:tc>
@@ -2066,7 +2066,7 @@
           </w:tcPr>
           <w:p>
             <w:r>
-              <w:t>4,627</w:t>
+              <w:t>4,598</w:t>
             </w:r>
           </w:p>
         </w:tc>
@@ -2076,7 +2076,7 @@
           </w:tcPr>
           <w:p>
             <w:r>
-              <w:t>4,999</w:t>
+              <w:t>4,995</w:t>
             </w:r>
           </w:p>
         </w:tc>
@@ -2118,7 +2118,7 @@
           </w:tcPr>
           <w:p>
             <w:r>
-              <w:t>1,592</w:t>
+              <w:t>1,522</w:t>
             </w:r>
           </w:p>
         </w:tc>
@@ -2128,7 +2128,7 @@
           </w:tcPr>
           <w:p>
             <w:r>
-              <w:t>4,167</w:t>
+              <w:t>4,125</w:t>
             </w:r>
           </w:p>
         </w:tc>
@@ -2138,7 +2138,7 @@
           </w:tcPr>
           <w:p>
             <w:r>
-              <w:t>4,957</w:t>
+              <w:t>4,958</w:t>
             </w:r>
           </w:p>
         </w:tc>
@@ -2148,7 +2148,7 @@
           </w:tcPr>
           <w:p>
             <w:r>
-              <w:t>10.2</w:t>
+              <w:t>10.1</w:t>
             </w:r>
           </w:p>
         </w:tc>
@@ -2180,7 +2180,7 @@
           </w:tcPr>
           <w:p>
             <w:r>
-              <w:t>0,804</w:t>
+              <w:t>0,773</w:t>
             </w:r>
           </w:p>
         </w:tc>
@@ -2190,7 +2190,7 @@
           </w:tcPr>
           <w:p>
             <w:r>
-              <w:t>2,975</w:t>
+              <w:t>2,930</w:t>
             </w:r>
           </w:p>
         </w:tc>
@@ -2200,7 +2200,7 @@
           </w:tcPr>
           <w:p>
             <w:r>
-              <w:t>4,854</w:t>
+              <w:t>4,856</w:t>
             </w:r>
           </w:p>
         </w:tc>
@@ -2242,7 +2242,7 @@
           </w:tcPr>
           <w:p>
             <w:r>
-              <w:t>0,379</w:t>
+              <w:t>0,365</w:t>
             </w:r>
           </w:p>
         </w:tc>
@@ -2252,7 +2252,7 @@
           </w:tcPr>
           <w:p>
             <w:r>
-              <w:t>1,997</w:t>
+              <w:t>2,008</w:t>
             </w:r>
           </w:p>
         </w:tc>
@@ -2262,7 +2262,7 @@
           </w:tcPr>
           <w:p>
             <w:r>
-              <w:t>4,515</w:t>
+              <w:t>4,499</w:t>
             </w:r>
           </w:p>
         </w:tc>
@@ -2272,7 +2272,7 @@
           </w:tcPr>
           <w:p>
             <w:r>
-              <w:t>7.4</w:t>
+              <w:t>7.3</w:t>
             </w:r>
           </w:p>
         </w:tc>
@@ -2304,7 +2304,7 @@
           </w:tcPr>
           <w:p>
             <w:r>
-              <w:t>0,138</w:t>
+              <w:t>0,146</w:t>
             </w:r>
           </w:p>
         </w:tc>
@@ -2314,7 +2314,7 @@
           </w:tcPr>
           <w:p>
             <w:r>
-              <w:t>1,613</w:t>
+              <w:t>1,615</w:t>
             </w:r>
           </w:p>
         </w:tc>
@@ -2324,7 +2324,7 @@
           </w:tcPr>
           <w:p>
             <w:r>
-              <w:t>4,032</w:t>
+              <w:t>4,024</w:t>
             </w:r>
           </w:p>
         </w:tc>
@@ -2334,7 +2334,7 @@
           </w:tcPr>
           <w:p>
             <w:r>
-              <w:t>6.8</w:t>
+              <w:t>6.7</w:t>
             </w:r>
           </w:p>
         </w:tc>
@@ -2366,7 +2366,7 @@
           </w:tcPr>
           <w:p>
             <w:r>
-              <w:t>0,064</w:t>
+              <w:t>0,060</w:t>
             </w:r>
           </w:p>
         </w:tc>
@@ -2376,7 +2376,7 @@
           </w:tcPr>
           <w:p>
             <w:r>
-              <w:t>1,597</w:t>
+              <w:t>1,625</w:t>
             </w:r>
           </w:p>
         </w:tc>
@@ -2386,7 +2386,7 @@
           </w:tcPr>
           <w:p>
             <w:r>
-              <w:t>4,439</w:t>
+              <w:t>4,429</w:t>
             </w:r>
           </w:p>
         </w:tc>
@@ -2396,7 +2396,7 @@
           </w:tcPr>
           <w:p>
             <w:r>
-              <w:t>6.5</w:t>
+              <w:t>6.6</w:t>
             </w:r>
           </w:p>
         </w:tc>
@@ -2423,6 +2423,14 @@
         <w:pStyle w:val="ListBullet"/>
       </w:pPr>
       <w:r>
+        <w:t>резкий спад на 1.50 МВт за 3 ч к 03:00</w:t>
+      </w:r>
+    </w:p>
+    <w:p>
+      <w:pPr>
+        <w:pStyle w:val="ListBullet"/>
+      </w:pPr>
+      <w:r>
         <w:t>резкий рост на 3.69 МВт за 3 ч к 12:00</w:t>
       </w:r>
     </w:p>
@@ -2431,7 +2439,7 @@
         <w:pStyle w:val="ListBullet"/>
       </w:pPr>
       <w:r>
-        <w:t>резкий спад на 2.63 МВт за 3 ч к 21:00</w:t>
+        <w:t>резкий спад на 2.59 МВт за 3 ч к 21:00</w:t>
       </w:r>
     </w:p>
     <w:p>
@@ -2568,7 +2576,7 @@
           </w:tcPr>
           <w:p>
             <w:r>
-              <w:t>1,416</w:t>
+              <w:t>1,462</w:t>
             </w:r>
           </w:p>
         </w:tc>
@@ -2578,7 +2586,7 @@
           </w:tcPr>
           <w:p>
             <w:r>
-              <w:t>2,326 → 0,910</w:t>
+              <w:t>2,353 → 0,891</w:t>
             </w:r>
           </w:p>
         </w:tc>
@@ -2630,7 +2638,7 @@
           </w:tcPr>
           <w:p>
             <w:r>
-              <w:t>1,504</w:t>
+              <w:t>1,500</w:t>
             </w:r>
           </w:p>
         </w:tc>
@@ -2640,7 +2648,7 @@
           </w:tcPr>
           <w:p>
             <w:r>
-              <w:t>1,868 → 0,364</w:t>
+              <w:t>1,853 → 0,353</w:t>
             </w:r>
           </w:p>
         </w:tc>
@@ -2692,7 +2700,7 @@
           </w:tcPr>
           <w:p>
             <w:r>
-              <w:t>0,977</w:t>
+              <w:t>0,962</w:t>
             </w:r>
           </w:p>
         </w:tc>
@@ -2702,7 +2710,7 @@
           </w:tcPr>
           <w:p>
             <w:r>
-              <w:t>1,112 → 0,135</w:t>
+              <w:t>1,095 → 0,133</w:t>
             </w:r>
           </w:p>
         </w:tc>
@@ -2754,7 +2762,7 @@
           </w:tcPr>
           <w:p>
             <w:r>
-              <w:t>0,799</w:t>
+              <w:t>0,775</w:t>
             </w:r>
           </w:p>
         </w:tc>
@@ -2764,7 +2772,7 @@
           </w:tcPr>
           <w:p>
             <w:r>
-              <w:t>0,874 → 0,075</w:t>
+              <w:t>0,848 → 0,073</w:t>
             </w:r>
           </w:p>
         </w:tc>
@@ -2816,7 +2824,7 @@
           </w:tcPr>
           <w:p>
             <w:r>
-              <w:t>0,561</w:t>
+              <w:t>0,551</w:t>
             </w:r>
           </w:p>
         </w:tc>
@@ -2826,7 +2834,7 @@
           </w:tcPr>
           <w:p>
             <w:r>
-              <w:t>0,639 → 0,078</w:t>
+              <w:t>0,630 → 0,079</w:t>
             </w:r>
           </w:p>
         </w:tc>
@@ -2878,7 +2886,7 @@
           </w:tcPr>
           <w:p>
             <w:r>
-              <w:t>1,091</w:t>
+              <w:t>1,063</w:t>
             </w:r>
           </w:p>
         </w:tc>
@@ -2888,7 +2896,7 @@
           </w:tcPr>
           <w:p>
             <w:r>
-              <w:t>0,127 → 1,218</w:t>
+              <w:t>0,128 → 1,191</w:t>
             </w:r>
           </w:p>
         </w:tc>
@@ -2940,7 +2948,7 @@
           </w:tcPr>
           <w:p>
             <w:r>
-              <w:t>1,334</w:t>
+              <w:t>1,403</w:t>
             </w:r>
           </w:p>
         </w:tc>
@@ -2950,7 +2958,7 @@
           </w:tcPr>
           <w:p>
             <w:r>
-              <w:t>0,313 → 1,647</w:t>
+              <w:t>0,312 → 1,715</w:t>
             </w:r>
           </w:p>
         </w:tc>
@@ -3002,7 +3010,7 @@
           </w:tcPr>
           <w:p>
             <w:r>
-              <w:t>2,281</w:t>
+              <w:t>2,236</w:t>
             </w:r>
           </w:p>
         </w:tc>
@@ -3012,7 +3020,7 @@
           </w:tcPr>
           <w:p>
             <w:r>
-              <w:t>1,228 → 3,509</w:t>
+              <w:t>1,250 → 3,486</w:t>
             </w:r>
           </w:p>
         </w:tc>
@@ -3074,7 +3082,7 @@
           </w:tcPr>
           <w:p>
             <w:r>
-              <w:t>3,161 → 4,610</w:t>
+              <w:t>3,159 → 4,608</w:t>
             </w:r>
           </w:p>
         </w:tc>
@@ -3126,7 +3134,7 @@
           </w:tcPr>
           <w:p>
             <w:r>
-              <w:t>0,851</w:t>
+              <w:t>0,840</w:t>
             </w:r>
           </w:p>
         </w:tc>
@@ -3136,7 +3144,7 @@
           </w:tcPr>
           <w:p>
             <w:r>
-              <w:t>3,997 → 4,848</w:t>
+              <w:t>4,006 → 4,846</w:t>
             </w:r>
           </w:p>
         </w:tc>
@@ -3188,7 +3196,7 @@
           </w:tcPr>
           <w:p>
             <w:r>
-              <w:t>0,538</w:t>
+              <w:t>0,544</w:t>
             </w:r>
           </w:p>
         </w:tc>
@@ -3198,7 +3206,7 @@
           </w:tcPr>
           <w:p>
             <w:r>
-              <w:t>4,494 → 3,956</w:t>
+              <w:t>4,502 → 3,958</w:t>
             </w:r>
           </w:p>
         </w:tc>
@@ -3250,7 +3258,7 @@
           </w:tcPr>
           <w:p>
             <w:r>
-              <w:t>1,227</w:t>
+              <w:t>1,148</w:t>
             </w:r>
           </w:p>
         </w:tc>
@@ -3260,7 +3268,7 @@
           </w:tcPr>
           <w:p>
             <w:r>
-              <w:t>4,627 → 3,400</w:t>
+              <w:t>4,598 → 3,450</w:t>
             </w:r>
           </w:p>
         </w:tc>
@@ -3312,7 +3320,7 @@
           </w:tcPr>
           <w:p>
             <w:r>
-              <w:t>1,278</w:t>
+              <w:t>1,275</w:t>
             </w:r>
           </w:p>
         </w:tc>
@@ -3322,7 +3330,7 @@
           </w:tcPr>
           <w:p>
             <w:r>
-              <w:t>4,167 → 2,889</w:t>
+              <w:t>4,125 → 2,850</w:t>
             </w:r>
           </w:p>
         </w:tc>
@@ -3374,7 +3382,7 @@
           </w:tcPr>
           <w:p>
             <w:r>
-              <w:t>1,186</w:t>
+              <w:t>1,190</w:t>
             </w:r>
           </w:p>
         </w:tc>
@@ -3384,7 +3392,7 @@
           </w:tcPr>
           <w:p>
             <w:r>
-              <w:t>2,975 → 1,789</w:t>
+              <w:t>2,930 → 1,740</w:t>
             </w:r>
           </w:p>
         </w:tc>
@@ -3436,7 +3444,7 @@
           </w:tcPr>
           <w:p>
             <w:r>
-              <w:t>0,671</w:t>
+              <w:t>0,659</w:t>
             </w:r>
           </w:p>
         </w:tc>
@@ -3446,7 +3454,7 @@
           </w:tcPr>
           <w:p>
             <w:r>
-              <w:t>1,997 → 1,326</w:t>
+              <w:t>2,008 → 1,349</w:t>
             </w:r>
           </w:p>
         </w:tc>
@@ -3498,7 +3506,7 @@
           </w:tcPr>
           <w:p>
             <w:r>
-              <w:t>0,590</w:t>
+              <w:t>0,606</w:t>
             </w:r>
           </w:p>
         </w:tc>
@@ -3508,7 +3516,7 @@
           </w:tcPr>
           <w:p>
             <w:r>
-              <w:t>1,613 → 1,023</w:t>
+              <w:t>1,615 → 1,009</w:t>
             </w:r>
           </w:p>
         </w:tc>
@@ -3560,7 +3568,7 @@
           </w:tcPr>
           <w:p>
             <w:r>
-              <w:t>1,102</w:t>
+              <w:t>1,131</w:t>
             </w:r>
           </w:p>
         </w:tc>
@@ -3570,7 +3578,7 @@
           </w:tcPr>
           <w:p>
             <w:r>
-              <w:t>1,597 → 0,495</w:t>
+              <w:t>1,625 → 0,494</w:t>
             </w:r>
           </w:p>
         </w:tc>

--- a/artifacts/bids/2026-02-22/zayavka_2026-02-22.docx
+++ b/artifacts/bids/2026-02-22/zayavka_2026-02-22.docx
@@ -254,7 +254,7 @@
               <w:jc w:val="right"/>
             </w:pPr>
             <w:r>
-              <w:t>2,353</w:t>
+              <w:t>2,410</w:t>
             </w:r>
           </w:p>
         </w:tc>
@@ -277,7 +277,7 @@
               <w:jc w:val="right"/>
             </w:pPr>
             <w:r>
-              <w:t>4,006</w:t>
+              <w:t>3,965</w:t>
             </w:r>
           </w:p>
         </w:tc>
@@ -302,7 +302,7 @@
               <w:jc w:val="right"/>
             </w:pPr>
             <w:r>
-              <w:t>1,853</w:t>
+              <w:t>1,815</w:t>
             </w:r>
           </w:p>
         </w:tc>
@@ -325,7 +325,7 @@
               <w:jc w:val="right"/>
             </w:pPr>
             <w:r>
-              <w:t>4,562</w:t>
+              <w:t>4,502</w:t>
             </w:r>
           </w:p>
         </w:tc>
@@ -350,7 +350,7 @@
               <w:jc w:val="right"/>
             </w:pPr>
             <w:r>
-              <w:t>1,095</w:t>
+              <w:t>1,014</w:t>
             </w:r>
           </w:p>
         </w:tc>
@@ -373,7 +373,7 @@
               <w:jc w:val="right"/>
             </w:pPr>
             <w:r>
-              <w:t>4,742</w:t>
+              <w:t>4,739</w:t>
             </w:r>
           </w:p>
         </w:tc>
@@ -398,7 +398,7 @@
               <w:jc w:val="right"/>
             </w:pPr>
             <w:r>
-              <w:t>0,848</w:t>
+              <w:t>0,841</w:t>
             </w:r>
           </w:p>
         </w:tc>
@@ -421,7 +421,7 @@
               <w:jc w:val="right"/>
             </w:pPr>
             <w:r>
-              <w:t>4,805</w:t>
+              <w:t>4,804</w:t>
             </w:r>
           </w:p>
         </w:tc>
@@ -446,7 +446,7 @@
               <w:jc w:val="right"/>
             </w:pPr>
             <w:r>
-              <w:t>0,630</w:t>
+              <w:t>0,658</w:t>
             </w:r>
           </w:p>
         </w:tc>
@@ -469,7 +469,7 @@
               <w:jc w:val="right"/>
             </w:pPr>
             <w:r>
-              <w:t>4,770</w:t>
+              <w:t>4,790</w:t>
             </w:r>
           </w:p>
         </w:tc>
@@ -494,7 +494,7 @@
               <w:jc w:val="right"/>
             </w:pPr>
             <w:r>
-              <w:t>0,134</w:t>
+              <w:t>0,121</w:t>
             </w:r>
           </w:p>
         </w:tc>
@@ -517,7 +517,7 @@
               <w:jc w:val="right"/>
             </w:pPr>
             <w:r>
-              <w:t>4,502</w:t>
+              <w:t>4,575</w:t>
             </w:r>
           </w:p>
         </w:tc>
@@ -542,7 +542,7 @@
               <w:jc w:val="right"/>
             </w:pPr>
             <w:r>
-              <w:t>0,092</w:t>
+              <w:t>0,093</w:t>
             </w:r>
           </w:p>
         </w:tc>
@@ -565,7 +565,7 @@
               <w:jc w:val="right"/>
             </w:pPr>
             <w:r>
-              <w:t>4,598</w:t>
+              <w:t>4,658</w:t>
             </w:r>
           </w:p>
         </w:tc>
@@ -590,7 +590,7 @@
               <w:jc w:val="right"/>
             </w:pPr>
             <w:r>
-              <w:t>0,069</w:t>
+              <w:t>0,061</w:t>
             </w:r>
           </w:p>
         </w:tc>
@@ -613,7 +613,7 @@
               <w:jc w:val="right"/>
             </w:pPr>
             <w:r>
-              <w:t>4,125</w:t>
+              <w:t>4,248</w:t>
             </w:r>
           </w:p>
         </w:tc>
@@ -638,7 +638,7 @@
               <w:jc w:val="right"/>
             </w:pPr>
             <w:r>
-              <w:t>0,128</w:t>
+              <w:t>0,131</w:t>
             </w:r>
           </w:p>
         </w:tc>
@@ -661,7 +661,7 @@
               <w:jc w:val="right"/>
             </w:pPr>
             <w:r>
-              <w:t>2,930</w:t>
+              <w:t>3,018</w:t>
             </w:r>
           </w:p>
         </w:tc>
@@ -686,7 +686,7 @@
               <w:jc w:val="right"/>
             </w:pPr>
             <w:r>
-              <w:t>0,312</w:t>
+              <w:t>0,302</w:t>
             </w:r>
           </w:p>
         </w:tc>
@@ -709,7 +709,7 @@
               <w:jc w:val="right"/>
             </w:pPr>
             <w:r>
-              <w:t>2,008</w:t>
+              <w:t>2,056</w:t>
             </w:r>
           </w:p>
         </w:tc>
@@ -734,7 +734,7 @@
               <w:jc w:val="right"/>
             </w:pPr>
             <w:r>
-              <w:t>1,250</w:t>
+              <w:t>1,261</w:t>
             </w:r>
           </w:p>
         </w:tc>
@@ -757,7 +757,7 @@
               <w:jc w:val="right"/>
             </w:pPr>
             <w:r>
-              <w:t>1,615</w:t>
+              <w:t>1,708</w:t>
             </w:r>
           </w:p>
         </w:tc>
@@ -782,7 +782,7 @@
               <w:jc w:val="right"/>
             </w:pPr>
             <w:r>
-              <w:t>3,159</w:t>
+              <w:t>3,241</w:t>
             </w:r>
           </w:p>
         </w:tc>
@@ -805,7 +805,7 @@
               <w:jc w:val="right"/>
             </w:pPr>
             <w:r>
-              <w:t>1,625</w:t>
+              <w:t>1,663</w:t>
             </w:r>
           </w:p>
         </w:tc>
@@ -821,7 +821,7 @@
         <w:rPr>
           <w:b/>
         </w:rPr>
-        <w:t>Итого за сутки: 56,211 МВт·ч.</w:t>
+        <w:t>Итого за сутки: 56,674 МВт·ч.</w:t>
       </w:r>
     </w:p>
     <w:p>
@@ -834,7 +834,7 @@
     </w:p>
     <w:p>
       <w:r>
-        <w:t>Прогноз c5baf6da2af6, сформирован 21.02.2026 05:00 (Астана); модель windcast-0.1.0-cascade+direct; погода: Open-Meteo Previous Runs: ECMWF IFS, ECMWF AIFS, ICON, GFS, UKMO, GEM, CMA, выпуск 2026-02-20 18:00:00 UTC.</w:t>
+        <w:t>Прогноз c0d94f235895, сформирован 21.02.2026 05:00 (Астана); модель windcast-0.1.0-cascade+cqr; погода: Open-Meteo Previous Runs: ECMWF IFS, ECMWF AIFS, ICON, GFS, UKMO, GEM, CMA, выпуск 2026-02-20 18:00:00 UTC.</w:t>
       </w:r>
     </w:p>
     <w:tbl>
@@ -940,7 +940,7 @@
           </w:tcPr>
           <w:p>
             <w:r>
-              <w:t>0,372</w:t>
+              <w:t>0,289</w:t>
             </w:r>
           </w:p>
         </w:tc>
@@ -950,7 +950,7 @@
           </w:tcPr>
           <w:p>
             <w:r>
-              <w:t>2,353</w:t>
+              <w:t>2,410</w:t>
             </w:r>
           </w:p>
         </w:tc>
@@ -960,7 +960,7 @@
           </w:tcPr>
           <w:p>
             <w:r>
-              <w:t>4,706</w:t>
+              <w:t>4,793</w:t>
             </w:r>
           </w:p>
         </w:tc>
@@ -1002,7 +1002,7 @@
           </w:tcPr>
           <w:p>
             <w:r>
-              <w:t>0,204</w:t>
+              <w:t>0,091</w:t>
             </w:r>
           </w:p>
         </w:tc>
@@ -1012,7 +1012,7 @@
           </w:tcPr>
           <w:p>
             <w:r>
-              <w:t>1,853</w:t>
+              <w:t>1,815</w:t>
             </w:r>
           </w:p>
         </w:tc>
@@ -1022,7 +1022,7 @@
           </w:tcPr>
           <w:p>
             <w:r>
-              <w:t>4,534</w:t>
+              <w:t>4,653</w:t>
             </w:r>
           </w:p>
         </w:tc>
@@ -1064,7 +1064,7 @@
           </w:tcPr>
           <w:p>
             <w:r>
-              <w:t>0,060</w:t>
+              <w:t>0,000</w:t>
             </w:r>
           </w:p>
         </w:tc>
@@ -1074,7 +1074,7 @@
           </w:tcPr>
           <w:p>
             <w:r>
-              <w:t>1,095</w:t>
+              <w:t>1,014</w:t>
             </w:r>
           </w:p>
         </w:tc>
@@ -1084,7 +1084,7 @@
           </w:tcPr>
           <w:p>
             <w:r>
-              <w:t>4,065</w:t>
+              <w:t>4,157</w:t>
             </w:r>
           </w:p>
         </w:tc>
@@ -1126,7 +1126,7 @@
           </w:tcPr>
           <w:p>
             <w:r>
-              <w:t>0,009</w:t>
+              <w:t>0,000</w:t>
             </w:r>
           </w:p>
         </w:tc>
@@ -1136,7 +1136,7 @@
           </w:tcPr>
           <w:p>
             <w:r>
-              <w:t>0,848</w:t>
+              <w:t>0,841</w:t>
             </w:r>
           </w:p>
         </w:tc>
@@ -1146,7 +1146,7 @@
           </w:tcPr>
           <w:p>
             <w:r>
-              <w:t>3,449</w:t>
+              <w:t>3,512</w:t>
             </w:r>
           </w:p>
         </w:tc>
@@ -1188,7 +1188,7 @@
           </w:tcPr>
           <w:p>
             <w:r>
-              <w:t>0,013</w:t>
+              <w:t>0,006</w:t>
             </w:r>
           </w:p>
         </w:tc>
@@ -1198,7 +1198,7 @@
           </w:tcPr>
           <w:p>
             <w:r>
-              <w:t>0,630</w:t>
+              <w:t>0,658</w:t>
             </w:r>
           </w:p>
         </w:tc>
@@ -1208,7 +1208,7 @@
           </w:tcPr>
           <w:p>
             <w:r>
-              <w:t>2,633</w:t>
+              <w:t>2,577</w:t>
             </w:r>
           </w:p>
         </w:tc>
@@ -1250,7 +1250,7 @@
           </w:tcPr>
           <w:p>
             <w:r>
-              <w:t>0,010</w:t>
+              <w:t>0,030</w:t>
             </w:r>
           </w:p>
         </w:tc>
@@ -1260,7 +1260,7 @@
           </w:tcPr>
           <w:p>
             <w:r>
-              <w:t>0,134</w:t>
+              <w:t>0,121</w:t>
             </w:r>
           </w:p>
         </w:tc>
@@ -1270,7 +1270,7 @@
           </w:tcPr>
           <w:p>
             <w:r>
-              <w:t>1,360</w:t>
+              <w:t>1,273</w:t>
             </w:r>
           </w:p>
         </w:tc>
@@ -1312,7 +1312,7 @@
           </w:tcPr>
           <w:p>
             <w:r>
-              <w:t>0,007</w:t>
+              <w:t>0,026</w:t>
             </w:r>
           </w:p>
         </w:tc>
@@ -1322,7 +1322,7 @@
           </w:tcPr>
           <w:p>
             <w:r>
-              <w:t>0,092</w:t>
+              <w:t>0,093</w:t>
             </w:r>
           </w:p>
         </w:tc>
@@ -1332,7 +1332,7 @@
           </w:tcPr>
           <w:p>
             <w:r>
-              <w:t>0,622</w:t>
+              <w:t>0,578</w:t>
             </w:r>
           </w:p>
         </w:tc>
@@ -1374,7 +1374,7 @@
           </w:tcPr>
           <w:p>
             <w:r>
-              <w:t>0,000</w:t>
+              <w:t>0,004</w:t>
             </w:r>
           </w:p>
         </w:tc>
@@ -1384,7 +1384,7 @@
           </w:tcPr>
           <w:p>
             <w:r>
-              <w:t>0,069</w:t>
+              <w:t>0,061</w:t>
             </w:r>
           </w:p>
         </w:tc>
@@ -1394,7 +1394,7 @@
           </w:tcPr>
           <w:p>
             <w:r>
-              <w:t>0,490</w:t>
+              <w:t>0,436</w:t>
             </w:r>
           </w:p>
         </w:tc>
@@ -1436,7 +1436,7 @@
           </w:tcPr>
           <w:p>
             <w:r>
-              <w:t>0,028</w:t>
+              <w:t>0,054</w:t>
             </w:r>
           </w:p>
         </w:tc>
@@ -1446,7 +1446,7 @@
           </w:tcPr>
           <w:p>
             <w:r>
-              <w:t>0,128</w:t>
+              <w:t>0,131</w:t>
             </w:r>
           </w:p>
         </w:tc>
@@ -1456,7 +1456,7 @@
           </w:tcPr>
           <w:p>
             <w:r>
-              <w:t>0,732</w:t>
+              <w:t>0,757</w:t>
             </w:r>
           </w:p>
         </w:tc>
@@ -1498,7 +1498,7 @@
           </w:tcPr>
           <w:p>
             <w:r>
-              <w:t>0,019</w:t>
+              <w:t>0,026</w:t>
             </w:r>
           </w:p>
         </w:tc>
@@ -1508,7 +1508,7 @@
           </w:tcPr>
           <w:p>
             <w:r>
-              <w:t>0,312</w:t>
+              <w:t>0,302</w:t>
             </w:r>
           </w:p>
         </w:tc>
@@ -1518,7 +1518,7 @@
           </w:tcPr>
           <w:p>
             <w:r>
-              <w:t>1,788</w:t>
+              <w:t>1,827</w:t>
             </w:r>
           </w:p>
         </w:tc>
@@ -1560,7 +1560,7 @@
           </w:tcPr>
           <w:p>
             <w:r>
-              <w:t>0,095</w:t>
+              <w:t>0,019</w:t>
             </w:r>
           </w:p>
         </w:tc>
@@ -1570,7 +1570,7 @@
           </w:tcPr>
           <w:p>
             <w:r>
-              <w:t>1,250</w:t>
+              <w:t>1,261</w:t>
             </w:r>
           </w:p>
         </w:tc>
@@ -1580,7 +1580,7 @@
           </w:tcPr>
           <w:p>
             <w:r>
-              <w:t>2,988</w:t>
+              <w:t>2,969</w:t>
             </w:r>
           </w:p>
         </w:tc>
@@ -1622,7 +1622,7 @@
           </w:tcPr>
           <w:p>
             <w:r>
-              <w:t>0,837</w:t>
+              <w:t>0,740</w:t>
             </w:r>
           </w:p>
         </w:tc>
@@ -1632,7 +1632,7 @@
           </w:tcPr>
           <w:p>
             <w:r>
-              <w:t>3,159</w:t>
+              <w:t>3,241</w:t>
             </w:r>
           </w:p>
         </w:tc>
@@ -1642,7 +1642,7 @@
           </w:tcPr>
           <w:p>
             <w:r>
-              <w:t>4,842</w:t>
+              <w:t>4,976</w:t>
             </w:r>
           </w:p>
         </w:tc>
@@ -1684,7 +1684,7 @@
           </w:tcPr>
           <w:p>
             <w:r>
-              <w:t>2,063</w:t>
+              <w:t>2,069</w:t>
             </w:r>
           </w:p>
         </w:tc>
@@ -1694,7 +1694,7 @@
           </w:tcPr>
           <w:p>
             <w:r>
-              <w:t>4,006</w:t>
+              <w:t>3,965</w:t>
             </w:r>
           </w:p>
         </w:tc>
@@ -1704,7 +1704,7 @@
           </w:tcPr>
           <w:p>
             <w:r>
-              <w:t>4,911</w:t>
+              <w:t>4,955</w:t>
             </w:r>
           </w:p>
         </w:tc>
@@ -1746,7 +1746,7 @@
           </w:tcPr>
           <w:p>
             <w:r>
-              <w:t>3,169</w:t>
+              <w:t>3,369</w:t>
             </w:r>
           </w:p>
         </w:tc>
@@ -1756,7 +1756,7 @@
           </w:tcPr>
           <w:p>
             <w:r>
-              <w:t>4,562</w:t>
+              <w:t>4,502</w:t>
             </w:r>
           </w:p>
         </w:tc>
@@ -1766,7 +1766,7 @@
           </w:tcPr>
           <w:p>
             <w:r>
-              <w:t>4,963</w:t>
+              <w:t>4,979</w:t>
             </w:r>
           </w:p>
         </w:tc>
@@ -1808,7 +1808,7 @@
           </w:tcPr>
           <w:p>
             <w:r>
-              <w:t>3,538</w:t>
+              <w:t>3,775</w:t>
             </w:r>
           </w:p>
         </w:tc>
@@ -1818,7 +1818,7 @@
           </w:tcPr>
           <w:p>
             <w:r>
-              <w:t>4,742</w:t>
+              <w:t>4,739</w:t>
             </w:r>
           </w:p>
         </w:tc>
@@ -1828,7 +1828,7 @@
           </w:tcPr>
           <w:p>
             <w:r>
-              <w:t>4,971</w:t>
+              <w:t>4,976</w:t>
             </w:r>
           </w:p>
         </w:tc>
@@ -1870,7 +1870,7 @@
           </w:tcPr>
           <w:p>
             <w:r>
-              <w:t>3,449</w:t>
+              <w:t>3,666</w:t>
             </w:r>
           </w:p>
         </w:tc>
@@ -1880,7 +1880,7 @@
           </w:tcPr>
           <w:p>
             <w:r>
-              <w:t>4,805</w:t>
+              <w:t>4,804</w:t>
             </w:r>
           </w:p>
         </w:tc>
@@ -1890,7 +1890,7 @@
           </w:tcPr>
           <w:p>
             <w:r>
-              <w:t>4,988</w:t>
+              <w:t>4,989</w:t>
             </w:r>
           </w:p>
         </w:tc>
@@ -1932,7 +1932,7 @@
           </w:tcPr>
           <w:p>
             <w:r>
-              <w:t>3,003</w:t>
+              <w:t>3,250</w:t>
             </w:r>
           </w:p>
         </w:tc>
@@ -1942,7 +1942,7 @@
           </w:tcPr>
           <w:p>
             <w:r>
-              <w:t>4,770</w:t>
+              <w:t>4,790</w:t>
             </w:r>
           </w:p>
         </w:tc>
@@ -1952,7 +1952,7 @@
           </w:tcPr>
           <w:p>
             <w:r>
-              <w:t>4,997</w:t>
+              <w:t>4,996</w:t>
             </w:r>
           </w:p>
         </w:tc>
@@ -1994,7 +1994,7 @@
           </w:tcPr>
           <w:p>
             <w:r>
-              <w:t>2,223</w:t>
+              <w:t>2,346</w:t>
             </w:r>
           </w:p>
         </w:tc>
@@ -2004,7 +2004,7 @@
           </w:tcPr>
           <w:p>
             <w:r>
-              <w:t>4,502</w:t>
+              <w:t>4,575</w:t>
             </w:r>
           </w:p>
         </w:tc>
@@ -2014,7 +2014,7 @@
           </w:tcPr>
           <w:p>
             <w:r>
-              <w:t>4,977</w:t>
+              <w:t>4,981</w:t>
             </w:r>
           </w:p>
         </w:tc>
@@ -2056,7 +2056,7 @@
           </w:tcPr>
           <w:p>
             <w:r>
-              <w:t>2,317</w:t>
+              <w:t>2,424</w:t>
             </w:r>
           </w:p>
         </w:tc>
@@ -2066,7 +2066,7 @@
           </w:tcPr>
           <w:p>
             <w:r>
-              <w:t>4,598</w:t>
+              <w:t>4,658</w:t>
             </w:r>
           </w:p>
         </w:tc>
@@ -2076,7 +2076,7 @@
           </w:tcPr>
           <w:p>
             <w:r>
-              <w:t>4,995</w:t>
+              <w:t>5,000</w:t>
             </w:r>
           </w:p>
         </w:tc>
@@ -2118,7 +2118,7 @@
           </w:tcPr>
           <w:p>
             <w:r>
-              <w:t>1,522</w:t>
+              <w:t>1,533</w:t>
             </w:r>
           </w:p>
         </w:tc>
@@ -2128,7 +2128,7 @@
           </w:tcPr>
           <w:p>
             <w:r>
-              <w:t>4,125</w:t>
+              <w:t>4,248</w:t>
             </w:r>
           </w:p>
         </w:tc>
@@ -2138,7 +2138,7 @@
           </w:tcPr>
           <w:p>
             <w:r>
-              <w:t>4,958</w:t>
+              <w:t>4,989</w:t>
             </w:r>
           </w:p>
         </w:tc>
@@ -2180,7 +2180,7 @@
           </w:tcPr>
           <w:p>
             <w:r>
-              <w:t>0,773</w:t>
+              <w:t>0,745</w:t>
             </w:r>
           </w:p>
         </w:tc>
@@ -2190,7 +2190,7 @@
           </w:tcPr>
           <w:p>
             <w:r>
-              <w:t>2,930</w:t>
+              <w:t>3,018</w:t>
             </w:r>
           </w:p>
         </w:tc>
@@ -2200,7 +2200,7 @@
           </w:tcPr>
           <w:p>
             <w:r>
-              <w:t>4,856</w:t>
+              <w:t>4,949</w:t>
             </w:r>
           </w:p>
         </w:tc>
@@ -2242,7 +2242,7 @@
           </w:tcPr>
           <w:p>
             <w:r>
-              <w:t>0,365</w:t>
+              <w:t>0,272</w:t>
             </w:r>
           </w:p>
         </w:tc>
@@ -2252,7 +2252,7 @@
           </w:tcPr>
           <w:p>
             <w:r>
-              <w:t>2,008</w:t>
+              <w:t>2,056</w:t>
             </w:r>
           </w:p>
         </w:tc>
@@ -2262,7 +2262,7 @@
           </w:tcPr>
           <w:p>
             <w:r>
-              <w:t>4,499</w:t>
+              <w:t>4,650</w:t>
             </w:r>
           </w:p>
         </w:tc>
@@ -2304,7 +2304,7 @@
           </w:tcPr>
           <w:p>
             <w:r>
-              <w:t>0,146</w:t>
+              <w:t>0,076</w:t>
             </w:r>
           </w:p>
         </w:tc>
@@ -2314,7 +2314,7 @@
           </w:tcPr>
           <w:p>
             <w:r>
-              <w:t>1,615</w:t>
+              <w:t>1,708</w:t>
             </w:r>
           </w:p>
         </w:tc>
@@ -2324,7 +2324,7 @@
           </w:tcPr>
           <w:p>
             <w:r>
-              <w:t>4,024</w:t>
+              <w:t>4,100</w:t>
             </w:r>
           </w:p>
         </w:tc>
@@ -2366,7 +2366,7 @@
           </w:tcPr>
           <w:p>
             <w:r>
-              <w:t>0,060</w:t>
+              <w:t>0,017</w:t>
             </w:r>
           </w:p>
         </w:tc>
@@ -2376,7 +2376,7 @@
           </w:tcPr>
           <w:p>
             <w:r>
-              <w:t>1,625</w:t>
+              <w:t>1,663</w:t>
             </w:r>
           </w:p>
         </w:tc>
@@ -2386,7 +2386,7 @@
           </w:tcPr>
           <w:p>
             <w:r>
-              <w:t>4,429</w:t>
+              <w:t>4,484</w:t>
             </w:r>
           </w:p>
         </w:tc>
@@ -2423,7 +2423,7 @@
         <w:pStyle w:val="ListBullet"/>
       </w:pPr>
       <w:r>
-        <w:t>резкий спад на 1.50 МВт за 3 ч к 03:00</w:t>
+        <w:t>резкий спад на 1.57 МВт за 3 ч к 03:00</w:t>
       </w:r>
     </w:p>
     <w:p>
@@ -2431,7 +2431,7 @@
         <w:pStyle w:val="ListBullet"/>
       </w:pPr>
       <w:r>
-        <w:t>резкий рост на 3.69 МВт за 3 ч к 12:00</w:t>
+        <w:t>резкий рост на 3.66 МВт за 3 ч к 12:00</w:t>
       </w:r>
     </w:p>
     <w:p>
@@ -2439,7 +2439,7 @@
         <w:pStyle w:val="ListBullet"/>
       </w:pPr>
       <w:r>
-        <w:t>резкий спад на 2.59 МВт за 3 ч к 21:00</w:t>
+        <w:t>резкий спад на 2.60 МВт за 3 ч к 21:00</w:t>
       </w:r>
     </w:p>
     <w:p>
@@ -2576,7 +2576,7 @@
           </w:tcPr>
           <w:p>
             <w:r>
-              <w:t>1,462</w:t>
+              <w:t>1,501</w:t>
             </w:r>
           </w:p>
         </w:tc>
@@ -2586,7 +2586,7 @@
           </w:tcPr>
           <w:p>
             <w:r>
-              <w:t>2,353 → 0,891</w:t>
+              <w:t>2,410 → 0,909</w:t>
             </w:r>
           </w:p>
         </w:tc>
@@ -2638,7 +2638,7 @@
           </w:tcPr>
           <w:p>
             <w:r>
-              <w:t>1,500</w:t>
+              <w:t>1,477</w:t>
             </w:r>
           </w:p>
         </w:tc>
@@ -2648,7 +2648,7 @@
           </w:tcPr>
           <w:p>
             <w:r>
-              <w:t>1,853 → 0,353</w:t>
+              <w:t>1,815 → 0,338</w:t>
             </w:r>
           </w:p>
         </w:tc>
@@ -2700,7 +2700,7 @@
           </w:tcPr>
           <w:p>
             <w:r>
-              <w:t>0,962</w:t>
+              <w:t>0,884</w:t>
             </w:r>
           </w:p>
         </w:tc>
@@ -2710,7 +2710,7 @@
           </w:tcPr>
           <w:p>
             <w:r>
-              <w:t>1,095 → 0,133</w:t>
+              <w:t>1,014 → 0,130</w:t>
             </w:r>
           </w:p>
         </w:tc>
@@ -2762,7 +2762,7 @@
           </w:tcPr>
           <w:p>
             <w:r>
-              <w:t>0,775</w:t>
+              <w:t>0,772</w:t>
             </w:r>
           </w:p>
         </w:tc>
@@ -2772,7 +2772,7 @@
           </w:tcPr>
           <w:p>
             <w:r>
-              <w:t>0,848 → 0,073</w:t>
+              <w:t>0,841 → 0,069</w:t>
             </w:r>
           </w:p>
         </w:tc>
@@ -2824,7 +2824,7 @@
           </w:tcPr>
           <w:p>
             <w:r>
-              <w:t>0,551</w:t>
+              <w:t>0,580</w:t>
             </w:r>
           </w:p>
         </w:tc>
@@ -2834,7 +2834,7 @@
           </w:tcPr>
           <w:p>
             <w:r>
-              <w:t>0,630 → 0,079</w:t>
+              <w:t>0,658 → 0,078</w:t>
             </w:r>
           </w:p>
         </w:tc>
@@ -2886,7 +2886,7 @@
           </w:tcPr>
           <w:p>
             <w:r>
-              <w:t>1,063</w:t>
+              <w:t>1,081</w:t>
             </w:r>
           </w:p>
         </w:tc>
@@ -2896,7 +2896,7 @@
           </w:tcPr>
           <w:p>
             <w:r>
-              <w:t>0,128 → 1,191</w:t>
+              <w:t>0,131 → 1,212</w:t>
             </w:r>
           </w:p>
         </w:tc>
@@ -2948,7 +2948,7 @@
           </w:tcPr>
           <w:p>
             <w:r>
-              <w:t>1,403</w:t>
+              <w:t>1,407</w:t>
             </w:r>
           </w:p>
         </w:tc>
@@ -2958,7 +2958,7 @@
           </w:tcPr>
           <w:p>
             <w:r>
-              <w:t>0,312 → 1,715</w:t>
+              <w:t>0,302 → 1,709</w:t>
             </w:r>
           </w:p>
         </w:tc>
@@ -3010,7 +3010,7 @@
           </w:tcPr>
           <w:p>
             <w:r>
-              <w:t>2,236</w:t>
+              <w:t>2,239</w:t>
             </w:r>
           </w:p>
         </w:tc>
@@ -3020,7 +3020,7 @@
           </w:tcPr>
           <w:p>
             <w:r>
-              <w:t>1,250 → 3,486</w:t>
+              <w:t>1,261 → 3,500</w:t>
             </w:r>
           </w:p>
         </w:tc>
@@ -3072,7 +3072,7 @@
           </w:tcPr>
           <w:p>
             <w:r>
-              <w:t>1,449</w:t>
+              <w:t>1,377</w:t>
             </w:r>
           </w:p>
         </w:tc>
@@ -3082,7 +3082,7 @@
           </w:tcPr>
           <w:p>
             <w:r>
-              <w:t>3,159 → 4,608</w:t>
+              <w:t>3,241 → 4,618</w:t>
             </w:r>
           </w:p>
         </w:tc>
@@ -3134,7 +3134,7 @@
           </w:tcPr>
           <w:p>
             <w:r>
-              <w:t>0,840</w:t>
+              <w:t>0,882</w:t>
             </w:r>
           </w:p>
         </w:tc>
@@ -3144,7 +3144,7 @@
           </w:tcPr>
           <w:p>
             <w:r>
-              <w:t>4,006 → 4,846</w:t>
+              <w:t>3,965 → 4,847</w:t>
             </w:r>
           </w:p>
         </w:tc>
@@ -3196,7 +3196,7 @@
           </w:tcPr>
           <w:p>
             <w:r>
-              <w:t>0,544</w:t>
+              <w:t>0,622</w:t>
             </w:r>
           </w:p>
         </w:tc>
@@ -3206,7 +3206,7 @@
           </w:tcPr>
           <w:p>
             <w:r>
-              <w:t>4,502 → 3,958</w:t>
+              <w:t>4,575 → 3,953</w:t>
             </w:r>
           </w:p>
         </w:tc>
@@ -3258,7 +3258,7 @@
           </w:tcPr>
           <w:p>
             <w:r>
-              <w:t>1,148</w:t>
+              <w:t>1,199</w:t>
             </w:r>
           </w:p>
         </w:tc>
@@ -3268,7 +3268,7 @@
           </w:tcPr>
           <w:p>
             <w:r>
-              <w:t>4,598 → 3,450</w:t>
+              <w:t>4,658 → 3,459</w:t>
             </w:r>
           </w:p>
         </w:tc>
@@ -3320,7 +3320,7 @@
           </w:tcPr>
           <w:p>
             <w:r>
-              <w:t>1,275</w:t>
+              <w:t>1,359</w:t>
             </w:r>
           </w:p>
         </w:tc>
@@ -3330,7 +3330,7 @@
           </w:tcPr>
           <w:p>
             <w:r>
-              <w:t>4,125 → 2,850</w:t>
+              <w:t>4,248 → 2,889</w:t>
             </w:r>
           </w:p>
         </w:tc>
@@ -3382,7 +3382,7 @@
           </w:tcPr>
           <w:p>
             <w:r>
-              <w:t>1,190</w:t>
+              <w:t>1,263</w:t>
             </w:r>
           </w:p>
         </w:tc>
@@ -3392,7 +3392,7 @@
           </w:tcPr>
           <w:p>
             <w:r>
-              <w:t>2,930 → 1,740</w:t>
+              <w:t>3,018 → 1,755</w:t>
             </w:r>
           </w:p>
         </w:tc>
@@ -3444,7 +3444,7 @@
           </w:tcPr>
           <w:p>
             <w:r>
-              <w:t>0,659</w:t>
+              <w:t>0,687</w:t>
             </w:r>
           </w:p>
         </w:tc>
@@ -3454,7 +3454,7 @@
           </w:tcPr>
           <w:p>
             <w:r>
-              <w:t>2,008 → 1,349</w:t>
+              <w:t>2,056 → 1,369</w:t>
             </w:r>
           </w:p>
         </w:tc>
@@ -3506,7 +3506,7 @@
           </w:tcPr>
           <w:p>
             <w:r>
-              <w:t>0,606</w:t>
+              <w:t>0,678</w:t>
             </w:r>
           </w:p>
         </w:tc>
@@ -3516,7 +3516,7 @@
           </w:tcPr>
           <w:p>
             <w:r>
-              <w:t>1,615 → 1,009</w:t>
+              <w:t>1,708 → 1,030</w:t>
             </w:r>
           </w:p>
         </w:tc>
@@ -3568,7 +3568,7 @@
           </w:tcPr>
           <w:p>
             <w:r>
-              <w:t>1,131</w:t>
+              <w:t>1,168</w:t>
             </w:r>
           </w:p>
         </w:tc>
@@ -3578,7 +3578,7 @@
           </w:tcPr>
           <w:p>
             <w:r>
-              <w:t>1,625 → 0,494</w:t>
+              <w:t>1,663 → 0,495</w:t>
             </w:r>
           </w:p>
         </w:tc>
